--- a/OTHER DATA/Capstone Proposal Final.docx
+++ b/OTHER DATA/Capstone Proposal Final.docx
@@ -119,19 +119,7 @@
         <w:rPr>
           <w:rFonts w:ascii="Georgia" w:hAnsi="Georgia"/>
         </w:rPr>
-        <w:t xml:space="preserve">Equity in </w:t>
-      </w:r>
-      <w:r>
-        <w:rPr>
-          <w:rFonts w:ascii="Georgia" w:hAnsi="Georgia"/>
-        </w:rPr>
-        <w:t>healthcare</w:t>
-      </w:r>
-      <w:r>
-        <w:rPr>
-          <w:rFonts w:ascii="Georgia" w:hAnsi="Georgia"/>
-        </w:rPr>
-        <w:t xml:space="preserve"> is a critical and ongoing issue, particularly for high</w:t>
+        <w:t>Equity in healthcare is a critical and ongoing issue, particularly for high</w:t>
       </w:r>
       <w:r>
         <w:rPr>
@@ -640,19 +628,7 @@
         <w:rPr>
           <w:rFonts w:ascii="Georgia" w:hAnsi="Georgia"/>
         </w:rPr>
-        <w:t>• Non</w:t>
-      </w:r>
-      <w:r>
-        <w:rPr>
-          <w:rFonts w:ascii="Georgia" w:hAnsi="Georgia"/>
-        </w:rPr>
-        <w:t>-</w:t>
-      </w:r>
-      <w:r>
-        <w:rPr>
-          <w:rFonts w:ascii="Georgia" w:hAnsi="Georgia"/>
-        </w:rPr>
-        <w:t>technical stakeholders interested in health equity</w:t>
+        <w:t>• Non-technical stakeholders interested in health equity</w:t>
       </w:r>
     </w:p>
     <w:p>
@@ -1395,6 +1371,12 @@
           <w:rFonts w:ascii="Georgia" w:hAnsi="Georgia"/>
         </w:rPr>
         <w:t>• All data will be sourced from publicly available datasets; APIs may be used if provided by OPTN or CDC</w:t>
+      </w:r>
+      <w:r>
+        <w:rPr>
+          <w:rFonts w:ascii="Georgia" w:hAnsi="Georgia"/>
+        </w:rPr>
+        <w:t>.</w:t>
       </w:r>
     </w:p>
     <w:p>
